--- a/Research Study/Research Protocol.docx
+++ b/Research Study/Research Protocol.docx
@@ -292,7 +292,23 @@
           <w:kern w:val="0"/>
           <w14:ligatures w14:val="none"/>
         </w:rPr>
-        <w:t xml:space="preserve">November 15, 2026. </w:t>
+        <w:t xml:space="preserve">November </w:t>
+      </w:r>
+      <w:r>
+        <w:rPr>
+          <w:rFonts w:ascii="Times New Roman" w:eastAsia="Times New Roman" w:hAnsi="Times New Roman" w:cs="Times New Roman"/>
+          <w:kern w:val="0"/>
+          <w14:ligatures w14:val="none"/>
+        </w:rPr>
+        <w:t>27</w:t>
+      </w:r>
+      <w:r>
+        <w:rPr>
+          <w:rFonts w:ascii="Times New Roman" w:eastAsia="Times New Roman" w:hAnsi="Times New Roman" w:cs="Times New Roman"/>
+          <w:kern w:val="0"/>
+          <w14:ligatures w14:val="none"/>
+        </w:rPr>
+        <w:t xml:space="preserve">, 2026. </w:t>
       </w:r>
       <w:r>
         <w:rPr>
@@ -326,7 +342,47 @@
           <w:kern w:val="0"/>
           <w14:ligatures w14:val="none"/>
         </w:rPr>
-        <w:t xml:space="preserve">December 12, 2026. </w:t>
+        <w:t>January</w:t>
+      </w:r>
+      <w:r>
+        <w:rPr>
+          <w:rFonts w:ascii="Times New Roman" w:eastAsia="Times New Roman" w:hAnsi="Times New Roman" w:cs="Times New Roman"/>
+          <w:kern w:val="0"/>
+          <w14:ligatures w14:val="none"/>
+        </w:rPr>
+        <w:t xml:space="preserve"> </w:t>
+      </w:r>
+      <w:r>
+        <w:rPr>
+          <w:rFonts w:ascii="Times New Roman" w:eastAsia="Times New Roman" w:hAnsi="Times New Roman" w:cs="Times New Roman"/>
+          <w:kern w:val="0"/>
+          <w14:ligatures w14:val="none"/>
+        </w:rPr>
+        <w:t>30</w:t>
+      </w:r>
+      <w:r>
+        <w:rPr>
+          <w:rFonts w:ascii="Times New Roman" w:eastAsia="Times New Roman" w:hAnsi="Times New Roman" w:cs="Times New Roman"/>
+          <w:kern w:val="0"/>
+          <w14:ligatures w14:val="none"/>
+        </w:rPr>
+        <w:t>, 202</w:t>
+      </w:r>
+      <w:r>
+        <w:rPr>
+          <w:rFonts w:ascii="Times New Roman" w:eastAsia="Times New Roman" w:hAnsi="Times New Roman" w:cs="Times New Roman"/>
+          <w:kern w:val="0"/>
+          <w14:ligatures w14:val="none"/>
+        </w:rPr>
+        <w:t>7</w:t>
+      </w:r>
+      <w:r>
+        <w:rPr>
+          <w:rFonts w:ascii="Times New Roman" w:eastAsia="Times New Roman" w:hAnsi="Times New Roman" w:cs="Times New Roman"/>
+          <w:kern w:val="0"/>
+          <w14:ligatures w14:val="none"/>
+        </w:rPr>
+        <w:t xml:space="preserve">. </w:t>
       </w:r>
     </w:p>
     <w:p>
@@ -718,25 +774,7 @@
           <w:kern w:val="0"/>
           <w14:ligatures w14:val="none"/>
         </w:rPr>
-        <w:t xml:space="preserve">The current development reports describe Whisper-based speech recognition, a Qwen2.5:7b parser running locally through </w:t>
-      </w:r>
-      <w:proofErr w:type="spellStart"/>
-      <w:r>
-        <w:rPr>
-          <w:rFonts w:ascii="Times New Roman" w:eastAsia="Times New Roman" w:hAnsi="Times New Roman" w:cs="Times New Roman"/>
-          <w:kern w:val="0"/>
-          <w14:ligatures w14:val="none"/>
-        </w:rPr>
-        <w:t>Ollama</w:t>
-      </w:r>
-      <w:proofErr w:type="spellEnd"/>
-      <w:r>
-        <w:rPr>
-          <w:rFonts w:ascii="Times New Roman" w:eastAsia="Times New Roman" w:hAnsi="Times New Roman" w:cs="Times New Roman"/>
-          <w:kern w:val="0"/>
-          <w14:ligatures w14:val="none"/>
-        </w:rPr>
-        <w:t xml:space="preserve">, and physical push-to-talk recording. Holding </w:t>
+        <w:t xml:space="preserve">The current development reports describe Whisper-based speech recognition, a Qwen2.5:7b parser running locally through Ollama, and physical push-to-talk recording. Holding </w:t>
       </w:r>
       <w:r>
         <w:rPr>
@@ -1746,7 +1784,7 @@
             <w:pPr>
               <w:spacing w:after="0" w:line="240" w:lineRule="auto"/>
               <w:rPr>
-                <w:rFonts w:ascii="Times New Roman" w:eastAsia="Times New Roman" w:hAnsi="Times New Roman" w:cs="Times New Roman" w:hint="eastAsia"/>
+                <w:rFonts w:ascii="Times New Roman" w:eastAsia="Times New Roman" w:hAnsi="Times New Roman" w:cs="Times New Roman"/>
                 <w:kern w:val="0"/>
                 <w14:ligatures w14:val="none"/>
               </w:rPr>
@@ -5218,25 +5256,7 @@
           <w:kern w:val="0"/>
           <w14:ligatures w14:val="none"/>
         </w:rPr>
-        <w:t xml:space="preserve">Research processing will use local Whisper, local </w:t>
-      </w:r>
-      <w:proofErr w:type="spellStart"/>
-      <w:r>
-        <w:rPr>
-          <w:rFonts w:ascii="Times New Roman" w:eastAsia="Times New Roman" w:hAnsi="Times New Roman" w:cs="Times New Roman"/>
-          <w:kern w:val="0"/>
-          <w14:ligatures w14:val="none"/>
-        </w:rPr>
-        <w:t>Ollama</w:t>
-      </w:r>
-      <w:proofErr w:type="spellEnd"/>
-      <w:r>
-        <w:rPr>
-          <w:rFonts w:ascii="Times New Roman" w:eastAsia="Times New Roman" w:hAnsi="Times New Roman" w:cs="Times New Roman"/>
-          <w:kern w:val="0"/>
-          <w14:ligatures w14:val="none"/>
-        </w:rPr>
-        <w:t xml:space="preserve"> inference, and local speech output. Participant data will not be submitted to cloud language models, external transcription services, or model-training systems under this protocol.</w:t>
+        <w:t>Research processing will use local Whisper, local Ollama inference, and local speech output. Participant data will not be submitted to cloud language models, external transcription services, or model-training systems under this protocol.</w:t>
       </w:r>
     </w:p>
     <w:p>
@@ -7276,25 +7296,7 @@
           <w:kern w:val="0"/>
           <w14:ligatures w14:val="none"/>
         </w:rPr>
-        <w:t xml:space="preserve">Participants may </w:t>
-      </w:r>
-      <w:proofErr w:type="gramStart"/>
-      <w:r>
-        <w:rPr>
-          <w:rFonts w:ascii="Times New Roman" w:eastAsia="Times New Roman" w:hAnsi="Times New Roman" w:cs="Times New Roman"/>
-          <w:kern w:val="0"/>
-          <w14:ligatures w14:val="none"/>
-        </w:rPr>
-        <w:t>answer</w:t>
-      </w:r>
-      <w:proofErr w:type="gramEnd"/>
-      <w:r>
-        <w:rPr>
-          <w:rFonts w:ascii="Times New Roman" w:eastAsia="Times New Roman" w:hAnsi="Times New Roman" w:cs="Times New Roman"/>
-          <w:kern w:val="0"/>
-          <w14:ligatures w14:val="none"/>
-        </w:rPr>
-        <w:t xml:space="preserve"> “it depends,” identify different contexts, or prefer neither option.</w:t>
+        <w:t>Participants may answer “it depends,” identify different contexts, or prefer neither option.</w:t>
       </w:r>
     </w:p>
     <w:p>
